--- a/klagomål/A 58682-2020 FSC-klagomål.docx
+++ b/klagomål/A 58682-2020 FSC-klagomål.docx
@@ -651,7 +651,7 @@
     <w:r>
       <w:tab/>
       <w:tab/>
-      <w:t>2025-04-05</w:t>
+      <w:t>2025-04-06</w:t>
       <w:br/>
       <w:br/>
     </w:r>

--- a/klagomål/A 58682-2020 FSC-klagomål.docx
+++ b/klagomål/A 58682-2020 FSC-klagomål.docx
@@ -651,7 +651,7 @@
     <w:r>
       <w:tab/>
       <w:tab/>
-      <w:t>2025-04-06</w:t>
+      <w:t>2025-04-07</w:t>
       <w:br/>
       <w:br/>
     </w:r>

--- a/klagomål/A 58682-2020 FSC-klagomål.docx
+++ b/klagomål/A 58682-2020 FSC-klagomål.docx
@@ -651,7 +651,7 @@
     <w:r>
       <w:tab/>
       <w:tab/>
-      <w:t>2025-04-07</w:t>
+      <w:t>2025-04-08</w:t>
       <w:br/>
       <w:br/>
     </w:r>

--- a/klagomål/A 58682-2020 FSC-klagomål.docx
+++ b/klagomål/A 58682-2020 FSC-klagomål.docx
@@ -651,7 +651,7 @@
     <w:r>
       <w:tab/>
       <w:tab/>
-      <w:t>2025-04-08</w:t>
+      <w:t>2025-04-09</w:t>
       <w:br/>
       <w:br/>
     </w:r>

--- a/klagomål/A 58682-2020 FSC-klagomål.docx
+++ b/klagomål/A 58682-2020 FSC-klagomål.docx
@@ -244,6 +244,26 @@
       </w:pPr>
       <w:r>
         <w:t>Figur 1. Fyndplatser för naturvårdsarter i det avverkningsanmälda området (röd linje). Markörer utan svart kant är placerade på fyndplatsen. Markörer med svart kant är placerade vid sidan av fyndplatsen och har ett svart streck som visar fyndplatsens exakta position. Kartans mittpunktskoordinat är N 6304286, E 353908 i SWEREF 99 TM.</w:t>
+      </w:r>
+    </w:p>
+    <w:p>
+      <w:r>
+        <w:rPr>
+          <w:b/>
+        </w:rPr>
+        <w:t xml:space="preserve">Springkorn </w:t>
+      </w:r>
+      <w:r>
+        <w:t>är en kärlväxt som blir upp till en meter hög och kan bilda stora bestånd,</w:t>
+      </w:r>
+      <w:r>
+        <w:rPr>
+          <w:b/>
+        </w:rPr>
+        <w:t xml:space="preserve"> </w:t>
+      </w:r>
+      <w:r>
+        <w:t>ofta i skuggiga, fuktiga och mullrika skogsmiljöer. Den är uttorkningskänslig och hotas främst av dräneringsåtgärder och kalavverkning samt eventuellt även av den införda växten blekbalsamin. Arten är på många håll skyddad i naturreservat med lundartad vegetation i raviner men de främsta förekomsterna på moränlera vid sjöstränder har ett sämre skydd. Springkorn är värdväxt för de sällsynta och rödlistade fjärilsarterna gulryggig fältmätare (VU), nätådrig parkmätare (VU), springkornsrotvecklare (VU) och springkornsfältmätare (NT) (SLU Artdatabanken, 2024).</w:t>
       </w:r>
     </w:p>
     <w:p>
@@ -651,7 +671,7 @@
     <w:r>
       <w:tab/>
       <w:tab/>
-      <w:t>2025-04-09</w:t>
+      <w:t>2025-04-10</w:t>
       <w:br/>
       <w:br/>
     </w:r>

--- a/klagomål/A 58682-2020 FSC-klagomål.docx
+++ b/klagomål/A 58682-2020 FSC-klagomål.docx
@@ -671,7 +671,7 @@
     <w:r>
       <w:tab/>
       <w:tab/>
-      <w:t>2025-04-10</w:t>
+      <w:t>2025-04-11</w:t>
       <w:br/>
       <w:br/>
     </w:r>

--- a/klagomål/A 58682-2020 FSC-klagomål.docx
+++ b/klagomål/A 58682-2020 FSC-klagomål.docx
@@ -671,7 +671,7 @@
     <w:r>
       <w:tab/>
       <w:tab/>
-      <w:t>2025-04-11</w:t>
+      <w:t>2025-04-12</w:t>
       <w:br/>
       <w:br/>
     </w:r>

--- a/klagomål/A 58682-2020 FSC-klagomål.docx
+++ b/klagomål/A 58682-2020 FSC-klagomål.docx
@@ -671,7 +671,7 @@
     <w:r>
       <w:tab/>
       <w:tab/>
-      <w:t>2025-04-12</w:t>
+      <w:t>2025-04-13</w:t>
       <w:br/>
       <w:br/>
     </w:r>

--- a/klagomål/A 58682-2020 FSC-klagomål.docx
+++ b/klagomål/A 58682-2020 FSC-klagomål.docx
@@ -671,7 +671,7 @@
     <w:r>
       <w:tab/>
       <w:tab/>
-      <w:t>2025-04-13</w:t>
+      <w:t>2025-04-14</w:t>
       <w:br/>
       <w:br/>
     </w:r>

--- a/klagomål/A 58682-2020 FSC-klagomål.docx
+++ b/klagomål/A 58682-2020 FSC-klagomål.docx
@@ -671,7 +671,7 @@
     <w:r>
       <w:tab/>
       <w:tab/>
-      <w:t>2025-04-14</w:t>
+      <w:t>2025-04-15</w:t>
       <w:br/>
       <w:br/>
     </w:r>

--- a/klagomål/A 58682-2020 FSC-klagomål.docx
+++ b/klagomål/A 58682-2020 FSC-klagomål.docx
@@ -671,7 +671,7 @@
     <w:r>
       <w:tab/>
       <w:tab/>
-      <w:t>2025-04-15</w:t>
+      <w:t>2025-04-16</w:t>
       <w:br/>
       <w:br/>
     </w:r>

--- a/klagomål/A 58682-2020 FSC-klagomål.docx
+++ b/klagomål/A 58682-2020 FSC-klagomål.docx
@@ -671,7 +671,7 @@
     <w:r>
       <w:tab/>
       <w:tab/>
-      <w:t>2025-04-16</w:t>
+      <w:t>2025-04-17</w:t>
       <w:br/>
       <w:br/>
     </w:r>

--- a/klagomål/A 58682-2020 FSC-klagomål.docx
+++ b/klagomål/A 58682-2020 FSC-klagomål.docx
@@ -671,7 +671,7 @@
     <w:r>
       <w:tab/>
       <w:tab/>
-      <w:t>2025-04-17</w:t>
+      <w:t>2025-04-18</w:t>
       <w:br/>
       <w:br/>
     </w:r>

--- a/klagomål/A 58682-2020 FSC-klagomål.docx
+++ b/klagomål/A 58682-2020 FSC-klagomål.docx
@@ -671,7 +671,7 @@
     <w:r>
       <w:tab/>
       <w:tab/>
-      <w:t>2025-04-18</w:t>
+      <w:t>2025-04-19</w:t>
       <w:br/>
       <w:br/>
     </w:r>

--- a/klagomål/A 58682-2020 FSC-klagomål.docx
+++ b/klagomål/A 58682-2020 FSC-klagomål.docx
@@ -671,7 +671,7 @@
     <w:r>
       <w:tab/>
       <w:tab/>
-      <w:t>2025-05-03</w:t>
+      <w:t>2025-05-04</w:t>
       <w:br/>
       <w:br/>
     </w:r>

--- a/klagomål/A 58682-2020 FSC-klagomål.docx
+++ b/klagomål/A 58682-2020 FSC-klagomål.docx
@@ -671,7 +671,7 @@
     <w:r>
       <w:tab/>
       <w:tab/>
-      <w:t>2025-05-04</w:t>
+      <w:t>2025-05-06</w:t>
       <w:br/>
       <w:br/>
     </w:r>

--- a/klagomål/A 58682-2020 FSC-klagomål.docx
+++ b/klagomål/A 58682-2020 FSC-klagomål.docx
@@ -671,7 +671,7 @@
     <w:r>
       <w:tab/>
       <w:tab/>
-      <w:t>2025-05-06</w:t>
+      <w:t>2025-05-07</w:t>
       <w:br/>
       <w:br/>
     </w:r>

--- a/klagomål/A 58682-2020 FSC-klagomål.docx
+++ b/klagomål/A 58682-2020 FSC-klagomål.docx
@@ -671,7 +671,7 @@
     <w:r>
       <w:tab/>
       <w:tab/>
-      <w:t>2025-05-07</w:t>
+      <w:t>2025-05-08</w:t>
       <w:br/>
       <w:br/>
     </w:r>

--- a/klagomål/A 58682-2020 FSC-klagomål.docx
+++ b/klagomål/A 58682-2020 FSC-klagomål.docx
@@ -671,7 +671,7 @@
     <w:r>
       <w:tab/>
       <w:tab/>
-      <w:t>2025-05-08</w:t>
+      <w:t>2025-05-09</w:t>
       <w:br/>
       <w:br/>
     </w:r>

--- a/klagomål/A 58682-2020 FSC-klagomål.docx
+++ b/klagomål/A 58682-2020 FSC-klagomål.docx
@@ -671,7 +671,7 @@
     <w:r>
       <w:tab/>
       <w:tab/>
-      <w:t>2025-05-09</w:t>
+      <w:t>2025-05-10</w:t>
       <w:br/>
       <w:br/>
     </w:r>

--- a/klagomål/A 58682-2020 FSC-klagomål.docx
+++ b/klagomål/A 58682-2020 FSC-klagomål.docx
@@ -671,7 +671,7 @@
     <w:r>
       <w:tab/>
       <w:tab/>
-      <w:t>2025-05-10</w:t>
+      <w:t>2025-05-11</w:t>
       <w:br/>
       <w:br/>
     </w:r>

--- a/klagomål/A 58682-2020 FSC-klagomål.docx
+++ b/klagomål/A 58682-2020 FSC-klagomål.docx
@@ -671,7 +671,7 @@
     <w:r>
       <w:tab/>
       <w:tab/>
-      <w:t>2025-05-11</w:t>
+      <w:t>2025-05-12</w:t>
       <w:br/>
       <w:br/>
     </w:r>

--- a/klagomål/A 58682-2020 FSC-klagomål.docx
+++ b/klagomål/A 58682-2020 FSC-klagomål.docx
@@ -671,7 +671,7 @@
     <w:r>
       <w:tab/>
       <w:tab/>
-      <w:t>2025-05-12</w:t>
+      <w:t>2025-05-13</w:t>
       <w:br/>
       <w:br/>
     </w:r>

--- a/klagomål/A 58682-2020 FSC-klagomål.docx
+++ b/klagomål/A 58682-2020 FSC-klagomål.docx
@@ -671,7 +671,7 @@
     <w:r>
       <w:tab/>
       <w:tab/>
-      <w:t>2025-05-13</w:t>
+      <w:t>2025-05-14</w:t>
       <w:br/>
       <w:br/>
     </w:r>

--- a/klagomål/A 58682-2020 FSC-klagomål.docx
+++ b/klagomål/A 58682-2020 FSC-klagomål.docx
@@ -671,7 +671,7 @@
     <w:r>
       <w:tab/>
       <w:tab/>
-      <w:t>2025-05-14</w:t>
+      <w:t>2025-05-15</w:t>
       <w:br/>
       <w:br/>
     </w:r>

--- a/klagomål/A 58682-2020 FSC-klagomål.docx
+++ b/klagomål/A 58682-2020 FSC-klagomål.docx
@@ -671,7 +671,7 @@
     <w:r>
       <w:tab/>
       <w:tab/>
-      <w:t>2025-05-15</w:t>
+      <w:t>2025-05-16</w:t>
       <w:br/>
       <w:br/>
     </w:r>

--- a/klagomål/A 58682-2020 FSC-klagomål.docx
+++ b/klagomål/A 58682-2020 FSC-klagomål.docx
@@ -671,7 +671,7 @@
     <w:r>
       <w:tab/>
       <w:tab/>
-      <w:t>2025-05-16</w:t>
+      <w:t>2025-05-17</w:t>
       <w:br/>
       <w:br/>
     </w:r>

--- a/klagomål/A 58682-2020 FSC-klagomål.docx
+++ b/klagomål/A 58682-2020 FSC-klagomål.docx
@@ -671,7 +671,7 @@
     <w:r>
       <w:tab/>
       <w:tab/>
-      <w:t>2025-05-17</w:t>
+      <w:t>2025-05-18</w:t>
       <w:br/>
       <w:br/>
     </w:r>

--- a/klagomål/A 58682-2020 FSC-klagomål.docx
+++ b/klagomål/A 58682-2020 FSC-klagomål.docx
@@ -671,7 +671,7 @@
     <w:r>
       <w:tab/>
       <w:tab/>
-      <w:t>2025-05-18</w:t>
+      <w:t>2025-05-19</w:t>
       <w:br/>
       <w:br/>
     </w:r>

--- a/klagomål/A 58682-2020 FSC-klagomål.docx
+++ b/klagomål/A 58682-2020 FSC-klagomål.docx
@@ -671,7 +671,7 @@
     <w:r>
       <w:tab/>
       <w:tab/>
-      <w:t>2025-05-19</w:t>
+      <w:t>2025-05-20</w:t>
       <w:br/>
       <w:br/>
     </w:r>

--- a/klagomål/A 58682-2020 FSC-klagomål.docx
+++ b/klagomål/A 58682-2020 FSC-klagomål.docx
@@ -671,7 +671,7 @@
     <w:r>
       <w:tab/>
       <w:tab/>
-      <w:t>2025-05-20</w:t>
+      <w:t>2025-05-21</w:t>
       <w:br/>
       <w:br/>
     </w:r>

--- a/klagomål/A 58682-2020 FSC-klagomål.docx
+++ b/klagomål/A 58682-2020 FSC-klagomål.docx
@@ -671,7 +671,7 @@
     <w:r>
       <w:tab/>
       <w:tab/>
-      <w:t>2025-05-21</w:t>
+      <w:t>2025-05-22</w:t>
       <w:br/>
       <w:br/>
     </w:r>

--- a/klagomål/A 58682-2020 FSC-klagomål.docx
+++ b/klagomål/A 58682-2020 FSC-klagomål.docx
@@ -671,7 +671,7 @@
     <w:r>
       <w:tab/>
       <w:tab/>
-      <w:t>2025-05-22</w:t>
+      <w:t>2025-05-23</w:t>
       <w:br/>
       <w:br/>
     </w:r>

--- a/klagomål/A 58682-2020 FSC-klagomål.docx
+++ b/klagomål/A 58682-2020 FSC-klagomål.docx
@@ -671,7 +671,7 @@
     <w:r>
       <w:tab/>
       <w:tab/>
-      <w:t>2025-05-23</w:t>
+      <w:t>2025-05-24</w:t>
       <w:br/>
       <w:br/>
     </w:r>

--- a/klagomål/A 58682-2020 FSC-klagomål.docx
+++ b/klagomål/A 58682-2020 FSC-klagomål.docx
@@ -671,7 +671,7 @@
     <w:r>
       <w:tab/>
       <w:tab/>
-      <w:t>2025-05-24</w:t>
+      <w:t>2025-05-25</w:t>
       <w:br/>
       <w:br/>
     </w:r>

--- a/klagomål/A 58682-2020 FSC-klagomål.docx
+++ b/klagomål/A 58682-2020 FSC-klagomål.docx
@@ -671,7 +671,7 @@
     <w:r>
       <w:tab/>
       <w:tab/>
-      <w:t>2025-05-25</w:t>
+      <w:t>2025-05-26</w:t>
       <w:br/>
       <w:br/>
     </w:r>

--- a/klagomål/A 58682-2020 FSC-klagomål.docx
+++ b/klagomål/A 58682-2020 FSC-klagomål.docx
@@ -671,7 +671,7 @@
     <w:r>
       <w:tab/>
       <w:tab/>
-      <w:t>2025-05-26</w:t>
+      <w:t>2025-05-27</w:t>
       <w:br/>
       <w:br/>
     </w:r>

--- a/klagomål/A 58682-2020 FSC-klagomål.docx
+++ b/klagomål/A 58682-2020 FSC-klagomål.docx
@@ -671,7 +671,7 @@
     <w:r>
       <w:tab/>
       <w:tab/>
-      <w:t>2025-05-27</w:t>
+      <w:t>2025-05-30</w:t>
       <w:br/>
       <w:br/>
     </w:r>

--- a/klagomål/A 58682-2020 FSC-klagomål.docx
+++ b/klagomål/A 58682-2020 FSC-klagomål.docx
@@ -671,7 +671,7 @@
     <w:r>
       <w:tab/>
       <w:tab/>
-      <w:t>2025-05-30</w:t>
+      <w:t>2025-06-01</w:t>
       <w:br/>
       <w:br/>
     </w:r>

--- a/klagomål/A 58682-2020 FSC-klagomål.docx
+++ b/klagomål/A 58682-2020 FSC-klagomål.docx
@@ -671,7 +671,7 @@
     <w:r>
       <w:tab/>
       <w:tab/>
-      <w:t>2025-06-01</w:t>
+      <w:t>2025-06-02</w:t>
       <w:br/>
       <w:br/>
     </w:r>

--- a/klagomål/A 58682-2020 FSC-klagomål.docx
+++ b/klagomål/A 58682-2020 FSC-klagomål.docx
@@ -671,7 +671,7 @@
     <w:r>
       <w:tab/>
       <w:tab/>
-      <w:t>2025-06-02</w:t>
+      <w:t>2025-06-03</w:t>
       <w:br/>
       <w:br/>
     </w:r>

--- a/klagomål/A 58682-2020 FSC-klagomål.docx
+++ b/klagomål/A 58682-2020 FSC-klagomål.docx
@@ -671,7 +671,7 @@
     <w:r>
       <w:tab/>
       <w:tab/>
-      <w:t>2025-06-03</w:t>
+      <w:t>2025-06-04</w:t>
       <w:br/>
       <w:br/>
     </w:r>

--- a/klagomål/A 58682-2020 FSC-klagomål.docx
+++ b/klagomål/A 58682-2020 FSC-klagomål.docx
@@ -671,7 +671,7 @@
     <w:r>
       <w:tab/>
       <w:tab/>
-      <w:t>2025-06-04</w:t>
+      <w:t>2025-06-05</w:t>
       <w:br/>
       <w:br/>
     </w:r>

--- a/klagomål/A 58682-2020 FSC-klagomål.docx
+++ b/klagomål/A 58682-2020 FSC-klagomål.docx
@@ -671,7 +671,7 @@
     <w:r>
       <w:tab/>
       <w:tab/>
-      <w:t>2025-06-05</w:t>
+      <w:t>2025-06-13</w:t>
       <w:br/>
       <w:br/>
     </w:r>

--- a/klagomål/A 58682-2020 FSC-klagomål.docx
+++ b/klagomål/A 58682-2020 FSC-klagomål.docx
@@ -671,7 +671,7 @@
     <w:r>
       <w:tab/>
       <w:tab/>
-      <w:t>2025-06-13</w:t>
+      <w:t>2025-06-15</w:t>
       <w:br/>
       <w:br/>
     </w:r>

--- a/klagomål/A 58682-2020 FSC-klagomål.docx
+++ b/klagomål/A 58682-2020 FSC-klagomål.docx
@@ -671,7 +671,7 @@
     <w:r>
       <w:tab/>
       <w:tab/>
-      <w:t>2025-06-15</w:t>
+      <w:t>2025-06-16</w:t>
       <w:br/>
       <w:br/>
     </w:r>

--- a/klagomål/A 58682-2020 FSC-klagomål.docx
+++ b/klagomål/A 58682-2020 FSC-klagomål.docx
@@ -671,7 +671,7 @@
     <w:r>
       <w:tab/>
       <w:tab/>
-      <w:t>2025-06-16</w:t>
+      <w:t>2025-06-17</w:t>
       <w:br/>
       <w:br/>
     </w:r>

--- a/klagomål/A 58682-2020 FSC-klagomål.docx
+++ b/klagomål/A 58682-2020 FSC-klagomål.docx
@@ -671,7 +671,7 @@
     <w:r>
       <w:tab/>
       <w:tab/>
-      <w:t>2025-06-17</w:t>
+      <w:t>2025-06-18</w:t>
       <w:br/>
       <w:br/>
     </w:r>

--- a/klagomål/A 58682-2020 FSC-klagomål.docx
+++ b/klagomål/A 58682-2020 FSC-klagomål.docx
@@ -671,7 +671,7 @@
     <w:r>
       <w:tab/>
       <w:tab/>
-      <w:t>2025-06-18</w:t>
+      <w:t>2025-06-19</w:t>
       <w:br/>
       <w:br/>
     </w:r>

--- a/klagomål/A 58682-2020 FSC-klagomål.docx
+++ b/klagomål/A 58682-2020 FSC-klagomål.docx
@@ -671,7 +671,7 @@
     <w:r>
       <w:tab/>
       <w:tab/>
-      <w:t>2025-06-19</w:t>
+      <w:t>2025-06-20</w:t>
       <w:br/>
       <w:br/>
     </w:r>

--- a/klagomål/A 58682-2020 FSC-klagomål.docx
+++ b/klagomål/A 58682-2020 FSC-klagomål.docx
@@ -671,7 +671,7 @@
     <w:r>
       <w:tab/>
       <w:tab/>
-      <w:t>2025-06-20</w:t>
+      <w:t>2025-06-21</w:t>
       <w:br/>
       <w:br/>
     </w:r>

--- a/klagomål/A 58682-2020 FSC-klagomål.docx
+++ b/klagomål/A 58682-2020 FSC-klagomål.docx
@@ -671,7 +671,7 @@
     <w:r>
       <w:tab/>
       <w:tab/>
-      <w:t>2025-06-21</w:t>
+      <w:t>2025-06-22</w:t>
       <w:br/>
       <w:br/>
     </w:r>

--- a/klagomål/A 58682-2020 FSC-klagomål.docx
+++ b/klagomål/A 58682-2020 FSC-klagomål.docx
@@ -671,7 +671,7 @@
     <w:r>
       <w:tab/>
       <w:tab/>
-      <w:t>2025-06-22</w:t>
+      <w:t>2025-06-23</w:t>
       <w:br/>
       <w:br/>
     </w:r>

--- a/klagomål/A 58682-2020 FSC-klagomål.docx
+++ b/klagomål/A 58682-2020 FSC-klagomål.docx
@@ -671,7 +671,7 @@
     <w:r>
       <w:tab/>
       <w:tab/>
-      <w:t>2025-06-23</w:t>
+      <w:t>2025-06-24</w:t>
       <w:br/>
       <w:br/>
     </w:r>

--- a/klagomål/A 58682-2020 FSC-klagomål.docx
+++ b/klagomål/A 58682-2020 FSC-klagomål.docx
@@ -671,7 +671,7 @@
     <w:r>
       <w:tab/>
       <w:tab/>
-      <w:t>2025-06-24</w:t>
+      <w:t>2025-06-25</w:t>
       <w:br/>
       <w:br/>
     </w:r>

--- a/klagomål/A 58682-2020 FSC-klagomål.docx
+++ b/klagomål/A 58682-2020 FSC-klagomål.docx
@@ -671,7 +671,7 @@
     <w:r>
       <w:tab/>
       <w:tab/>
-      <w:t>2025-06-25</w:t>
+      <w:t>2025-06-26</w:t>
       <w:br/>
       <w:br/>
     </w:r>

--- a/klagomål/A 58682-2020 FSC-klagomål.docx
+++ b/klagomål/A 58682-2020 FSC-klagomål.docx
@@ -671,7 +671,7 @@
     <w:r>
       <w:tab/>
       <w:tab/>
-      <w:t>2025-06-26</w:t>
+      <w:t>2025-06-27</w:t>
       <w:br/>
       <w:br/>
     </w:r>

--- a/klagomål/A 58682-2020 FSC-klagomål.docx
+++ b/klagomål/A 58682-2020 FSC-klagomål.docx
@@ -671,7 +671,7 @@
     <w:r>
       <w:tab/>
       <w:tab/>
-      <w:t>2025-06-27</w:t>
+      <w:t>2025-06-28</w:t>
       <w:br/>
       <w:br/>
     </w:r>

--- a/klagomål/A 58682-2020 FSC-klagomål.docx
+++ b/klagomål/A 58682-2020 FSC-klagomål.docx
@@ -671,7 +671,7 @@
     <w:r>
       <w:tab/>
       <w:tab/>
-      <w:t>2025-06-28</w:t>
+      <w:t>2025-06-29</w:t>
       <w:br/>
       <w:br/>
     </w:r>

--- a/klagomål/A 58682-2020 FSC-klagomål.docx
+++ b/klagomål/A 58682-2020 FSC-klagomål.docx
@@ -671,7 +671,7 @@
     <w:r>
       <w:tab/>
       <w:tab/>
-      <w:t>2025-06-29</w:t>
+      <w:t>2025-06-30</w:t>
       <w:br/>
       <w:br/>
     </w:r>

--- a/klagomål/A 58682-2020 FSC-klagomål.docx
+++ b/klagomål/A 58682-2020 FSC-klagomål.docx
@@ -671,7 +671,7 @@
     <w:r>
       <w:tab/>
       <w:tab/>
-      <w:t>2025-06-30</w:t>
+      <w:t>2025-07-01</w:t>
       <w:br/>
       <w:br/>
     </w:r>

--- a/klagomål/A 58682-2020 FSC-klagomål.docx
+++ b/klagomål/A 58682-2020 FSC-klagomål.docx
@@ -671,7 +671,7 @@
     <w:r>
       <w:tab/>
       <w:tab/>
-      <w:t>2025-07-01</w:t>
+      <w:t>2025-07-02</w:t>
       <w:br/>
       <w:br/>
     </w:r>

--- a/klagomål/A 58682-2020 FSC-klagomål.docx
+++ b/klagomål/A 58682-2020 FSC-klagomål.docx
@@ -671,7 +671,7 @@
     <w:r>
       <w:tab/>
       <w:tab/>
-      <w:t>2025-07-02</w:t>
+      <w:t>2025-07-03</w:t>
       <w:br/>
       <w:br/>
     </w:r>

--- a/klagomål/A 58682-2020 FSC-klagomål.docx
+++ b/klagomål/A 58682-2020 FSC-klagomål.docx
@@ -671,7 +671,7 @@
     <w:r>
       <w:tab/>
       <w:tab/>
-      <w:t>2025-07-03</w:t>
+      <w:t>2025-07-04</w:t>
       <w:br/>
       <w:br/>
     </w:r>

--- a/klagomål/A 58682-2020 FSC-klagomål.docx
+++ b/klagomål/A 58682-2020 FSC-klagomål.docx
@@ -671,7 +671,7 @@
     <w:r>
       <w:tab/>
       <w:tab/>
-      <w:t>2025-07-04</w:t>
+      <w:t>2025-07-05</w:t>
       <w:br/>
       <w:br/>
     </w:r>

--- a/klagomål/A 58682-2020 FSC-klagomål.docx
+++ b/klagomål/A 58682-2020 FSC-klagomål.docx
@@ -671,7 +671,7 @@
     <w:r>
       <w:tab/>
       <w:tab/>
-      <w:t>2025-07-05</w:t>
+      <w:t>2025-07-06</w:t>
       <w:br/>
       <w:br/>
     </w:r>

--- a/klagomål/A 58682-2020 FSC-klagomål.docx
+++ b/klagomål/A 58682-2020 FSC-klagomål.docx
@@ -671,7 +671,7 @@
     <w:r>
       <w:tab/>
       <w:tab/>
-      <w:t>2025-07-06</w:t>
+      <w:t>2025-07-07</w:t>
       <w:br/>
       <w:br/>
     </w:r>

--- a/klagomål/A 58682-2020 FSC-klagomål.docx
+++ b/klagomål/A 58682-2020 FSC-klagomål.docx
@@ -671,7 +671,7 @@
     <w:r>
       <w:tab/>
       <w:tab/>
-      <w:t>2025-07-07</w:t>
+      <w:t>2025-07-08</w:t>
       <w:br/>
       <w:br/>
     </w:r>

--- a/klagomål/A 58682-2020 FSC-klagomål.docx
+++ b/klagomål/A 58682-2020 FSC-klagomål.docx
@@ -671,7 +671,7 @@
     <w:r>
       <w:tab/>
       <w:tab/>
-      <w:t>2025-07-08</w:t>
+      <w:t>2025-07-09</w:t>
       <w:br/>
       <w:br/>
     </w:r>

--- a/klagomål/A 58682-2020 FSC-klagomål.docx
+++ b/klagomål/A 58682-2020 FSC-klagomål.docx
@@ -671,7 +671,7 @@
     <w:r>
       <w:tab/>
       <w:tab/>
-      <w:t>2025-07-09</w:t>
+      <w:t>2025-07-11</w:t>
       <w:br/>
       <w:br/>
     </w:r>

--- a/klagomål/A 58682-2020 FSC-klagomål.docx
+++ b/klagomål/A 58682-2020 FSC-klagomål.docx
@@ -671,7 +671,7 @@
     <w:r>
       <w:tab/>
       <w:tab/>
-      <w:t>2025-07-11</w:t>
+      <w:t>2025-07-12</w:t>
       <w:br/>
       <w:br/>
     </w:r>

--- a/klagomål/A 58682-2020 FSC-klagomål.docx
+++ b/klagomål/A 58682-2020 FSC-klagomål.docx
@@ -671,7 +671,7 @@
     <w:r>
       <w:tab/>
       <w:tab/>
-      <w:t>2025-07-12</w:t>
+      <w:t>2025-07-13</w:t>
       <w:br/>
       <w:br/>
     </w:r>

--- a/klagomål/A 58682-2020 FSC-klagomål.docx
+++ b/klagomål/A 58682-2020 FSC-klagomål.docx
@@ -671,7 +671,7 @@
     <w:r>
       <w:tab/>
       <w:tab/>
-      <w:t>2025-07-13</w:t>
+      <w:t>2025-07-14</w:t>
       <w:br/>
       <w:br/>
     </w:r>

--- a/klagomål/A 58682-2020 FSC-klagomål.docx
+++ b/klagomål/A 58682-2020 FSC-klagomål.docx
@@ -671,7 +671,7 @@
     <w:r>
       <w:tab/>
       <w:tab/>
-      <w:t>2025-08-06</w:t>
+      <w:t>2025-08-09</w:t>
       <w:br/>
       <w:br/>
     </w:r>
